--- a/ONLY CERTIFICATES/Document of Authorization for the Carriage of Grain/DOC205892_GRALO-ST.docx
+++ b/ONLY CERTIFICATES/Document of Authorization for the Carriage of Grain/DOC205892_GRALO-ST.docx
@@ -1015,16 +1015,18 @@
           <w:trHeight w:hRule="exact" w:val="326"/>
         </w:trPr>
         <w:tc>
-          <w:tcPr>
-            <w:tcW w:w="2057" w:type="dxa"/>
-            <w:vMerge w:val="restart"/>
-            <w:tcBorders>
-              <w:top w:val="single" w:sz="8" w:space="0" w:color="000000"/>
-              <w:left w:val="single" w:sz="8" w:space="0" w:color="000000"/>
-              <w:right w:val="single" w:sz="8" w:space="0" w:color="000000"/>
-            </w:tcBorders>
-          </w:tcPr>
-          <w:p/>
+          <w:sdt>
+            <w:sdtPr>
+              <w:tag w:val="vessel_name"/>
+            </w:sdtPr>
+            <w:sdtContent>
+              <w:p>
+                <w:r>
+                  <w:t>{vessel_name}</w:t>
+                </w:r>
+              </w:p>
+            </w:sdtContent>
+          </w:sdt>
         </w:tc>
         <w:tc>
           <w:tcPr>
@@ -1039,52 +1041,60 @@
           <w:p/>
         </w:tc>
         <w:tc>
-          <w:tcPr>
-            <w:tcW w:w="2124" w:type="dxa"/>
-            <w:tcBorders>
-              <w:top w:val="single" w:sz="8" w:space="0" w:color="000000"/>
-              <w:left w:val="single" w:sz="8" w:space="0" w:color="000000"/>
-              <w:bottom w:val="single" w:sz="8" w:space="0" w:color="000000"/>
-              <w:right w:val="single" w:sz="8" w:space="0" w:color="000000"/>
-            </w:tcBorders>
-          </w:tcPr>
-          <w:p/>
+          <w:sdt>
+            <w:sdtPr>
+              <w:tag w:val="call_sign"/>
+            </w:sdtPr>
+            <w:sdtContent>
+              <w:p>
+                <w:r>
+                  <w:t>{call_sign}</w:t>
+                </w:r>
+              </w:p>
+            </w:sdtContent>
+          </w:sdt>
         </w:tc>
         <w:tc>
-          <w:tcPr>
-            <w:tcW w:w="1844" w:type="dxa"/>
-            <w:vMerge w:val="restart"/>
-            <w:tcBorders>
-              <w:top w:val="single" w:sz="8" w:space="0" w:color="000000"/>
-              <w:left w:val="single" w:sz="8" w:space="0" w:color="000000"/>
-              <w:right w:val="single" w:sz="8" w:space="0" w:color="000000"/>
-            </w:tcBorders>
-          </w:tcPr>
-          <w:p/>
+          <w:sdt>
+            <w:sdtPr>
+              <w:tag w:val="port_of_registry"/>
+            </w:sdtPr>
+            <w:sdtContent>
+              <w:p>
+                <w:r>
+                  <w:t>{port_of_registry}</w:t>
+                </w:r>
+              </w:p>
+            </w:sdtContent>
+          </w:sdt>
         </w:tc>
         <w:tc>
-          <w:tcPr>
-            <w:tcW w:w="1702" w:type="dxa"/>
-            <w:vMerge w:val="restart"/>
-            <w:tcBorders>
-              <w:top w:val="single" w:sz="8" w:space="0" w:color="000000"/>
-              <w:left w:val="single" w:sz="8" w:space="0" w:color="000000"/>
-              <w:right w:val="single" w:sz="8" w:space="0" w:color="000000"/>
-            </w:tcBorders>
-          </w:tcPr>
-          <w:p/>
+          <w:sdt>
+            <w:sdtPr>
+              <w:tag w:val="gross_tonnage"/>
+            </w:sdtPr>
+            <w:sdtContent>
+              <w:p>
+                <w:r>
+                  <w:t>{gross_tonnage}</w:t>
+                </w:r>
+              </w:p>
+            </w:sdtContent>
+          </w:sdt>
         </w:tc>
         <w:tc>
-          <w:tcPr>
-            <w:tcW w:w="1337" w:type="dxa"/>
-            <w:vMerge w:val="restart"/>
-            <w:tcBorders>
-              <w:top w:val="single" w:sz="8" w:space="0" w:color="000000"/>
-              <w:left w:val="single" w:sz="8" w:space="0" w:color="000000"/>
-              <w:right w:val="single" w:sz="8" w:space="0" w:color="000000"/>
-            </w:tcBorders>
-          </w:tcPr>
-          <w:p/>
+          <w:sdt>
+            <w:sdtPr>
+              <w:tag w:val="year_built"/>
+            </w:sdtPr>
+            <w:sdtContent>
+              <w:p>
+                <w:r>
+                  <w:t>{year_built}</w:t>
+                </w:r>
+              </w:p>
+            </w:sdtContent>
+          </w:sdt>
         </w:tc>
       </w:tr>
       <w:tr>
@@ -1233,16 +1243,18 @@
           <w:p/>
         </w:tc>
         <w:tc>
-          <w:tcPr>
-            <w:tcW w:w="2124" w:type="dxa"/>
-            <w:tcBorders>
-              <w:top w:val="single" w:sz="8" w:space="0" w:color="000000"/>
-              <w:left w:val="single" w:sz="8" w:space="0" w:color="000000"/>
-              <w:bottom w:val="single" w:sz="8" w:space="0" w:color="000000"/>
-              <w:right w:val="single" w:sz="8" w:space="0" w:color="000000"/>
-            </w:tcBorders>
-          </w:tcPr>
-          <w:p/>
+          <w:sdt>
+            <w:sdtPr>
+              <w:tag w:val="imo_number"/>
+            </w:sdtPr>
+            <w:sdtContent>
+              <w:p>
+                <w:r>
+                  <w:t>{imo_number}</w:t>
+                </w:r>
+              </w:p>
+            </w:sdtContent>
+          </w:sdt>
         </w:tc>
         <w:tc>
           <w:tcPr>
@@ -2234,24 +2246,18 @@
       </w:r>
     </w:p>
     <w:p>
-      <w:pPr>
-        <w:spacing w:before="134"/>
-        <w:ind w:right="1845"/>
-        <w:jc w:val="center"/>
-        <w:rPr>
-          <w:rFonts w:ascii="Calibri" w:eastAsia="Calibri" w:hAnsi="Calibri" w:cs="Calibri"/>
-          <w:sz w:val="12"/>
-          <w:szCs w:val="12"/>
-        </w:rPr>
-      </w:pPr>
-      <w:r>
-        <w:rPr>
-          <w:rFonts w:ascii="Calibri"/>
-          <w:spacing w:val="-1"/>
-          <w:sz w:val="12"/>
-        </w:rPr>
-        <w:t>(DD-MM-YYYY)</w:t>
-      </w:r>
+      <w:sdt>
+        <w:sdtPr>
+          <w:tag w:val="expiry_date"/>
+        </w:sdtPr>
+        <w:sdtContent>
+          <w:p>
+            <w:r>
+              <w:t>{expiry_date}</w:t>
+            </w:r>
+          </w:p>
+        </w:sdtContent>
+      </w:sdt>
     </w:p>
     <w:p>
       <w:pPr>
@@ -2445,16 +2451,18 @@
           <w:trHeight w:hRule="exact" w:val="240"/>
         </w:trPr>
         <w:tc>
-          <w:tcPr>
-            <w:tcW w:w="995" w:type="dxa"/>
-            <w:tcBorders>
-              <w:top w:val="nil"/>
-              <w:left w:val="nil"/>
-              <w:bottom w:val="nil"/>
-              <w:right w:val="nil"/>
-            </w:tcBorders>
-          </w:tcPr>
-          <w:p/>
+          <w:sdt>
+            <w:sdtPr>
+              <w:tag w:val="place_of_survey"/>
+            </w:sdtPr>
+            <w:sdtContent>
+              <w:p>
+                <w:r>
+                  <w:t>{place_of_survey}</w:t>
+                </w:r>
+              </w:p>
+            </w:sdtContent>
+          </w:sdt>
         </w:tc>
         <w:tc>
           <w:tcPr>
@@ -2551,35 +2559,18 @@
           </w:p>
         </w:tc>
         <w:tc>
-          <w:tcPr>
-            <w:tcW w:w="4063" w:type="dxa"/>
-            <w:tcBorders>
-              <w:top w:val="nil"/>
-              <w:left w:val="nil"/>
-              <w:bottom w:val="nil"/>
-              <w:right w:val="nil"/>
-            </w:tcBorders>
-          </w:tcPr>
-          <w:p>
-            <w:pPr>
-              <w:pStyle w:val="TableParagraph"/>
-              <w:spacing w:line="142" w:lineRule="exact"/>
-              <w:ind w:left="2488"/>
-              <w:rPr>
-                <w:rFonts w:ascii="Calibri" w:eastAsia="Calibri" w:hAnsi="Calibri" w:cs="Calibri"/>
-                <w:sz w:val="12"/>
-                <w:szCs w:val="12"/>
-              </w:rPr>
-            </w:pPr>
-            <w:r>
-              <w:rPr>
-                <w:rFonts w:ascii="Calibri"/>
-                <w:spacing w:val="-1"/>
-                <w:sz w:val="12"/>
-              </w:rPr>
-              <w:t>(DD-MM-YYYY)</w:t>
-            </w:r>
-          </w:p>
+          <w:sdt>
+            <w:sdtPr>
+              <w:tag w:val="issue_date"/>
+            </w:sdtPr>
+            <w:sdtContent>
+              <w:p>
+                <w:r>
+                  <w:t>{issue_date}</w:t>
+                </w:r>
+              </w:p>
+            </w:sdtContent>
+          </w:sdt>
         </w:tc>
       </w:tr>
     </w:tbl>

--- a/ONLY CERTIFICATES/Document of Authorization for the Carriage of Grain/DOC205892_GRALO-ST.docx
+++ b/ONLY CERTIFICATES/Document of Authorization for the Carriage of Grain/DOC205892_GRALO-ST.docx
@@ -2,6 +2,52 @@
 <file path=word/document.xml><?xml version="1.0" encoding="utf-8"?>
 <w:document xmlns:wpc="http://schemas.microsoft.com/office/word/2010/wordprocessingCanvas" xmlns:mc="http://schemas.openxmlformats.org/markup-compatibility/2006" xmlns:o="urn:schemas-microsoft-com:office:office" xmlns:r="http://schemas.openxmlformats.org/officeDocument/2006/relationships" xmlns:m="http://schemas.openxmlformats.org/officeDocument/2006/math" xmlns:v="urn:schemas-microsoft-com:vml" xmlns:wp14="http://schemas.microsoft.com/office/word/2010/wordprocessingDrawing" xmlns:wp="http://schemas.openxmlformats.org/drawingml/2006/wordprocessingDrawing" xmlns:w10="urn:schemas-microsoft-com:office:word" xmlns:w="http://schemas.openxmlformats.org/wordprocessingml/2006/main" xmlns:w14="http://schemas.microsoft.com/office/word/2010/wordml" xmlns:w15="http://schemas.microsoft.com/office/word/2012/wordml" xmlns:wpg="http://schemas.microsoft.com/office/word/2010/wordprocessingGroup" xmlns:wpi="http://schemas.microsoft.com/office/word/2010/wordprocessingInk" xmlns:wne="http://schemas.microsoft.com/office/word/2006/wordml" xmlns:wps="http://schemas.microsoft.com/office/word/2010/wordprocessingShape" xmlns:cx="http://schemas.microsoft.com/office/drawing/2014/chartex" xmlns:cx1="http://schemas.microsoft.com/office/drawing/2015/9/8/chartex" xmlns:cx2="http://schemas.microsoft.com/office/drawing/2015/10/21/chartex" xmlns:cx3="http://schemas.microsoft.com/office/drawing/2016/5/9/chartex" xmlns:cx4="http://schemas.microsoft.com/office/drawing/2016/5/10/chartex" xmlns:cx5="http://schemas.microsoft.com/office/drawing/2016/5/11/chartex" xmlns:cx6="http://schemas.microsoft.com/office/drawing/2016/5/12/chartex" xmlns:cx7="http://schemas.microsoft.com/office/drawing/2016/5/13/chartex" xmlns:cx8="http://schemas.microsoft.com/office/drawing/2016/5/14/chartex" xmlns:aink="http://schemas.microsoft.com/office/drawing/2016/ink" xmlns:am3d="http://schemas.microsoft.com/office/drawing/2017/model3d" xmlns:w16cex="http://schemas.microsoft.com/office/word/2018/wordml/cex" xmlns:w16cid="http://schemas.microsoft.com/office/word/2016/wordml/cid" xmlns:w16="http://schemas.microsoft.com/office/word/2018/wordml" xmlns:w16sdtdh="http://schemas.microsoft.com/office/word/2020/wordml/sdtdatahash" xmlns:w16se="http://schemas.microsoft.com/office/word/2015/wordml/symex" mc:Ignorable="w14 w15 wp14">
   <w:body>
+    <w:p>
+      <w:pPr>
+        <w:spacing w:after="200"/>
+        <w:jc w:val="center"/>
+      </w:pPr>
+      <w:r>
+        <w:drawing>
+          <wp:inline distT="0" distB="0" distL="0" distR="0">
+            <wp:extent cx="1600200" cy="990600"/>
+            <wp:effectExtent t="0" r="0" b="0" l="0"/>
+            <wp:docPr id="1" name="" descr="" title=""/>
+            <wp:cNvGraphicFramePr>
+              <a:graphicFrameLocks xmlns:a="http://schemas.openxmlformats.org/drawingml/2006/main" noChangeAspect="1"/>
+            </wp:cNvGraphicFramePr>
+            <a:graphic xmlns:a="http://schemas.openxmlformats.org/drawingml/2006/main">
+              <a:graphicData uri="http://schemas.openxmlformats.org/drawingml/2006/picture">
+                <pic:pic xmlns:pic="http://schemas.openxmlformats.org/drawingml/2006/picture">
+                  <pic:nvPicPr>
+                    <pic:cNvPr id="0" name="" descr=""/>
+                    <pic:cNvPicPr>
+                      <a:picLocks noChangeAspect="1" noChangeArrowheads="1"/>
+                    </pic:cNvPicPr>
+                  </pic:nvPicPr>
+                  <pic:blipFill>
+                    <a:blip r:embed="rId7" cstate="none"/>
+                    <a:srcRect/>
+                    <a:stretch>
+                      <a:fillRect/>
+                    </a:stretch>
+                  </pic:blipFill>
+                  <pic:spPr bwMode="auto">
+                    <a:xfrm>
+                      <a:off x="0" y="0"/>
+                      <a:ext cx="1600200" cy="990600"/>
+                    </a:xfrm>
+                    <a:prstGeom prst="rect">
+                      <a:avLst/>
+                    </a:prstGeom>
+                  </pic:spPr>
+                </pic:pic>
+              </a:graphicData>
+            </a:graphic>
+          </wp:inline>
+        </w:drawing>
+      </w:r>
+    </w:p>
     <w:p>
       <w:pPr>
         <w:spacing w:after="200"/>

--- a/ONLY CERTIFICATES/Document of Authorization for the Carriage of Grain/DOC205892_GRALO-ST.docx
+++ b/ONLY CERTIFICATES/Document of Authorization for the Carriage of Grain/DOC205892_GRALO-ST.docx
@@ -621,21 +621,28 @@
         </w:rPr>
         <w:t xml:space="preserve">This certificate is valid until: </w:t>
       </w:r>
-    </w:p>
-    <w:p>
       <w:sdt>
         <w:sdtPr>
           <w:tag w:val="expiry_date"/>
+          <w:rPr>
+            <w:rFonts w:ascii="Arial" w:cs="Arial" w:eastAsia="Arial" w:hAnsi="Arial"/>
+            <w:b/>
+            <w:bCs/>
+            <w:sz w:val="18"/>
+            <w:szCs w:val="18"/>
+          </w:rPr>
         </w:sdtPr>
         <w:sdtContent>
-          <w:p>
-            <w:pPr>
-              <w:jc w:val="center"/>
-            </w:pPr>
-            <w:r>
-              <w:t>{expiry_date}</w:t>
-            </w:r>
-          </w:p>
+          <w:r>
+            <w:rPr>
+              <w:rFonts w:ascii="Arial" w:cs="Arial" w:eastAsia="Arial" w:hAnsi="Arial"/>
+              <w:b/>
+              <w:bCs/>
+              <w:sz w:val="18"/>
+              <w:szCs w:val="18"/>
+            </w:rPr>
+            <w:t>{expiry_date}</w:t>
+          </w:r>
         </w:sdtContent>
       </w:sdt>
     </w:p>
@@ -653,21 +660,28 @@
         </w:rPr>
         <w:t xml:space="preserve">Completion date of the survey on which this certificate is based: </w:t>
       </w:r>
-    </w:p>
-    <w:p>
       <w:sdt>
         <w:sdtPr>
           <w:tag w:val="survey_completion_date"/>
+          <w:rPr>
+            <w:rFonts w:ascii="Arial" w:cs="Arial" w:eastAsia="Arial" w:hAnsi="Arial"/>
+            <w:b/>
+            <w:bCs/>
+            <w:sz w:val="18"/>
+            <w:szCs w:val="18"/>
+          </w:rPr>
         </w:sdtPr>
         <w:sdtContent>
-          <w:p>
-            <w:pPr>
-              <w:jc w:val="center"/>
-            </w:pPr>
-            <w:r>
-              <w:t>{survey_completion_date}</w:t>
-            </w:r>
-          </w:p>
+          <w:r>
+            <w:rPr>
+              <w:rFonts w:ascii="Arial" w:cs="Arial" w:eastAsia="Arial" w:hAnsi="Arial"/>
+              <w:b/>
+              <w:bCs/>
+              <w:sz w:val="18"/>
+              <w:szCs w:val="18"/>
+            </w:rPr>
+            <w:t>{survey_completion_date}</w:t>
+          </w:r>
         </w:sdtContent>
       </w:sdt>
     </w:p>

--- a/ONLY CERTIFICATES/Document of Authorization for the Carriage of Grain/DOC205892_GRALO-ST.docx
+++ b/ONLY CERTIFICATES/Document of Authorization for the Carriage of Grain/DOC205892_GRALO-ST.docx
@@ -607,80 +607,16 @@
 2. The survey shows that the structure, equipment, and condition of the ship comply with the safety standards of GR CLASS.</w:t>
       </w:r>
     </w:p>
-    <w:p>
-      <w:pPr>
-        <w:spacing w:after="50"/>
-      </w:pPr>
-      <w:r>
-        <w:rPr>
-          <w:rFonts w:ascii="Arial" w:cs="Arial" w:eastAsia="Arial" w:hAnsi="Arial"/>
-          <w:b/>
-          <w:bCs/>
-          <w:sz w:val="18"/>
-          <w:szCs w:val="18"/>
-        </w:rPr>
-        <w:t xml:space="preserve">This certificate is valid until: </w:t>
-      </w:r>
-    </w:p>
-    <w:p>
-      <w:sdt>
-        <w:sdtPr>
-          <w:tag w:val="expiry_date"/>
-        </w:sdtPr>
-        <w:sdtContent>
-          <w:p>
-            <w:pPr>
-              <w:jc w:val="center"/>
-            </w:pPr>
-            <w:r>
-              <w:t>{expiry_date}</w:t>
-            </w:r>
-          </w:p>
-        </w:sdtContent>
-      </w:sdt>
-    </w:p>
-    <w:p>
-      <w:pPr>
-        <w:spacing w:after="50"/>
-      </w:pPr>
-      <w:r>
-        <w:rPr>
-          <w:rFonts w:ascii="Arial" w:cs="Arial" w:eastAsia="Arial" w:hAnsi="Arial"/>
-          <w:b/>
-          <w:bCs/>
-          <w:sz w:val="18"/>
-          <w:szCs w:val="18"/>
-        </w:rPr>
-        <w:t xml:space="preserve">Completion date of the survey on which this certificate is based: </w:t>
-      </w:r>
-    </w:p>
-    <w:p>
-      <w:sdt>
-        <w:sdtPr>
-          <w:tag w:val="survey_completion_date"/>
-        </w:sdtPr>
-        <w:sdtContent>
-          <w:p>
-            <w:pPr>
-              <w:jc w:val="center"/>
-            </w:pPr>
-            <w:r>
-              <w:t>{survey_completion_date}</w:t>
-            </w:r>
-          </w:p>
-        </w:sdtContent>
-      </w:sdt>
-    </w:p>
     <w:tbl>
       <w:tblPr>
         <w:tblW w:type="pct" w:w="100%"/>
         <w:tblBorders>
-          <w:top w:val="single" w:color="CCCCCC" w:sz="6"/>
-          <w:left w:val="single" w:color="CCCCCC" w:sz="6"/>
-          <w:bottom w:val="single" w:color="CCCCCC" w:sz="6"/>
-          <w:right w:val="single" w:color="CCCCCC" w:sz="6"/>
-          <w:insideH w:val="single" w:color="auto" w:sz="4"/>
-          <w:insideV w:val="single" w:color="auto" w:sz="4"/>
+          <w:top w:val="none"/>
+          <w:left w:val="none"/>
+          <w:bottom w:val="none"/>
+          <w:right w:val="none"/>
+          <w:insideH w:val="none"/>
+          <w:insideV w:val="none"/>
         </w:tblBorders>
       </w:tblPr>
       <w:tblGrid>
@@ -690,15 +626,220 @@
       <w:tr>
         <w:tc>
           <w:tcPr>
-            <w:shd w:fill="F2F2F2"/>
-            <w:tcMar>
-              <w:top w:type="dxa" w:w="100"/>
-              <w:left w:type="dxa" w:w="100"/>
-              <w:bottom w:type="dxa" w:w="100"/>
-              <w:right w:type="dxa" w:w="100"/>
-            </w:tcMar>
+            <w:tcW w:type="pct" w:w="70%"/>
+          </w:tcPr>
+          <w:p>
+            <w:pPr>
+              <w:spacing w:after="50"/>
+            </w:pPr>
+            <w:r>
+              <w:rPr>
+                <w:rFonts w:ascii="Arial" w:cs="Arial" w:eastAsia="Arial" w:hAnsi="Arial"/>
+                <w:b/>
+                <w:bCs/>
+                <w:sz w:val="18"/>
+                <w:szCs w:val="18"/>
+              </w:rPr>
+              <w:t xml:space="preserve">This certificate is valid until: </w:t>
+            </w:r>
+            <w:sdt>
+              <w:sdtPr>
+                <w:tag w:val="expiry_date"/>
+              </w:sdtPr>
+              <w:sdtContent>
+                <w:r>
+                  <w:t>{expiry_date}</w:t>
+                </w:r>
+              </w:sdtContent>
+            </w:sdt>
+          </w:p>
+          <w:p>
+            <w:pPr>
+              <w:spacing w:after="50"/>
+            </w:pPr>
+            <w:r>
+              <w:rPr>
+                <w:rFonts w:ascii="Arial" w:cs="Arial" w:eastAsia="Arial" w:hAnsi="Arial"/>
+                <w:b/>
+                <w:bCs/>
+                <w:sz w:val="18"/>
+                <w:szCs w:val="18"/>
+              </w:rPr>
+              <w:t xml:space="preserve">Completion date of the survey on which this certificate is based: </w:t>
+            </w:r>
+            <w:sdt>
+              <w:sdtPr>
+                <w:tag w:val="survey_completion_date"/>
+              </w:sdtPr>
+              <w:sdtContent>
+                <w:r>
+                  <w:t>{survey_completion_date}</w:t>
+                </w:r>
+              </w:sdtContent>
+            </w:sdt>
+          </w:p>
+          <w:tbl>
+            <w:tblPr>
+              <w:tblW w:type="pct" w:w="100%"/>
+              <w:tblBorders>
+                <w:top w:val="single" w:color="CCCCCC" w:sz="6"/>
+                <w:left w:val="single" w:color="CCCCCC" w:sz="6"/>
+                <w:bottom w:val="single" w:color="CCCCCC" w:sz="6"/>
+                <w:right w:val="single" w:color="CCCCCC" w:sz="6"/>
+                <w:insideH w:val="single" w:color="auto" w:sz="4"/>
+                <w:insideV w:val="single" w:color="auto" w:sz="4"/>
+              </w:tblBorders>
+            </w:tblPr>
+            <w:tblGrid>
+              <w:gridCol w:w="100"/>
+              <w:gridCol w:w="100"/>
+            </w:tblGrid>
+            <w:tr>
+              <w:tc>
+                <w:tcPr>
+                  <w:shd w:fill="F2F2F2"/>
+                  <w:tcMar>
+                    <w:top w:type="dxa" w:w="100"/>
+                    <w:left w:type="dxa" w:w="100"/>
+                    <w:bottom w:type="dxa" w:w="100"/>
+                    <w:right w:type="dxa" w:w="100"/>
+                  </w:tcMar>
+                  <w:vAlign w:val="center"/>
+                </w:tcPr>
+                <w:p>
+                  <w:pPr>
+                    <w:jc w:val="center"/>
+                  </w:pPr>
+                  <w:r>
+                    <w:rPr>
+                      <w:rFonts w:ascii="Arial" w:cs="Arial" w:eastAsia="Arial" w:hAnsi="Arial"/>
+                      <w:b/>
+                      <w:bCs/>
+                      <w:sz w:val="20"/>
+                      <w:szCs w:val="20"/>
+                    </w:rPr>
+                    <w:t xml:space="preserve">Issued at</w:t>
+                  </w:r>
+                </w:p>
+              </w:tc>
+              <w:tc>
+                <w:tcPr>
+                  <w:shd w:fill="F2F2F2"/>
+                  <w:tcMar>
+                    <w:top w:type="dxa" w:w="100"/>
+                    <w:left w:type="dxa" w:w="100"/>
+                    <w:bottom w:type="dxa" w:w="100"/>
+                    <w:right w:type="dxa" w:w="100"/>
+                  </w:tcMar>
+                  <w:vAlign w:val="center"/>
+                </w:tcPr>
+                <w:p>
+                  <w:pPr>
+                    <w:jc w:val="center"/>
+                  </w:pPr>
+                  <w:r>
+                    <w:rPr>
+                      <w:rFonts w:ascii="Arial" w:cs="Arial" w:eastAsia="Arial" w:hAnsi="Arial"/>
+                      <w:b/>
+                      <w:bCs/>
+                      <w:sz w:val="20"/>
+                      <w:szCs w:val="20"/>
+                    </w:rPr>
+                    <w:t xml:space="preserve">Date of issue</w:t>
+                  </w:r>
+                </w:p>
+              </w:tc>
+            </w:tr>
+            <w:tr>
+              <w:tc>
+                <w:sdt>
+                  <w:sdtPr>
+                    <w:tag w:val="place_of_survey"/>
+                  </w:sdtPr>
+                  <w:sdtContent>
+                    <w:p>
+                      <w:pPr>
+                        <w:jc w:val="center"/>
+                      </w:pPr>
+                      <w:r>
+                        <w:t>{place_of_survey}</w:t>
+                      </w:r>
+                    </w:p>
+                  </w:sdtContent>
+                </w:sdt>
+              </w:tc>
+              <w:tc>
+                <w:sdt>
+                  <w:sdtPr>
+                    <w:tag w:val="issue_date"/>
+                  </w:sdtPr>
+                  <w:sdtContent>
+                    <w:p>
+                      <w:pPr>
+                        <w:jc w:val="center"/>
+                      </w:pPr>
+                      <w:r>
+                        <w:t>{issue_date}</w:t>
+                      </w:r>
+                    </w:p>
+                  </w:sdtContent>
+                </w:sdt>
+              </w:tc>
+            </w:tr>
+          </w:tbl>
+          <w:p/>
+        </w:tc>
+        <w:tc>
+          <w:tcPr>
+            <w:tcW w:type="pct" w:w="30%"/>
             <w:vAlign w:val="center"/>
           </w:tcPr>
+          <w:p>
+            <w:pPr>
+              <w:spacing w:after="50"/>
+              <w:jc w:val="center"/>
+            </w:pPr>
+            <w:r>
+              <w:drawing>
+                <wp:inline distT="0" distB="0" distL="0" distR="0">
+                  <wp:extent cx="952500" cy="952500"/>
+                  <wp:effectExtent t="0" r="0" b="0" l="0"/>
+                  <wp:docPr id="1" name="" descr="" title=""/>
+                  <wp:cNvGraphicFramePr>
+                    <a:graphicFrameLocks xmlns:a="http://schemas.openxmlformats.org/drawingml/2006/main" noChangeAspect="1"/>
+                  </wp:cNvGraphicFramePr>
+                  <a:graphic xmlns:a="http://schemas.openxmlformats.org/drawingml/2006/main">
+                    <a:graphicData uri="http://schemas.openxmlformats.org/drawingml/2006/picture">
+                      <pic:pic xmlns:pic="http://schemas.openxmlformats.org/drawingml/2006/picture">
+                        <pic:nvPicPr>
+                          <pic:cNvPr id="0" name="" descr=""/>
+                          <pic:cNvPicPr>
+                            <a:picLocks noChangeAspect="1" noChangeArrowheads="1"/>
+                          </pic:cNvPicPr>
+                        </pic:nvPicPr>
+                        <pic:blipFill>
+                          <a:blip r:embed="rId8" cstate="none"/>
+                          <a:srcRect/>
+                          <a:stretch>
+                            <a:fillRect/>
+                          </a:stretch>
+                        </pic:blipFill>
+                        <pic:spPr bwMode="auto">
+                          <a:xfrm>
+                            <a:off x="0" y="0"/>
+                            <a:ext cx="952500" cy="952500"/>
+                          </a:xfrm>
+                          <a:prstGeom prst="rect">
+                            <a:avLst/>
+                          </a:prstGeom>
+                        </pic:spPr>
+                      </pic:pic>
+                    </a:graphicData>
+                  </a:graphic>
+                </wp:inline>
+              </w:drawing>
+            </w:r>
+          </w:p>
           <w:p>
             <w:pPr>
               <w:jc w:val="center"/>
@@ -706,78 +847,14 @@
             <w:r>
               <w:rPr>
                 <w:rFonts w:ascii="Arial" w:cs="Arial" w:eastAsia="Arial" w:hAnsi="Arial"/>
-                <w:b/>
-                <w:bCs/>
-                <w:sz w:val="20"/>
-                <w:szCs w:val="20"/>
+                <w:color w:val="555555"/>
+                <w:sz w:val="14"/>
+                <w:szCs w:val="14"/>
               </w:rPr>
-              <w:t xml:space="preserve">Issued at</w:t>
+              <w:t xml:space="preserve">Scan to Verify</w:t>
             </w:r>
           </w:p>
         </w:tc>
-        <w:tc>
-          <w:tcPr>
-            <w:shd w:fill="F2F2F2"/>
-            <w:tcMar>
-              <w:top w:type="dxa" w:w="100"/>
-              <w:left w:type="dxa" w:w="100"/>
-              <w:bottom w:type="dxa" w:w="100"/>
-              <w:right w:type="dxa" w:w="100"/>
-            </w:tcMar>
-            <w:vAlign w:val="center"/>
-          </w:tcPr>
-          <w:p>
-            <w:pPr>
-              <w:jc w:val="center"/>
-            </w:pPr>
-            <w:r>
-              <w:rPr>
-                <w:rFonts w:ascii="Arial" w:cs="Arial" w:eastAsia="Arial" w:hAnsi="Arial"/>
-                <w:b/>
-                <w:bCs/>
-                <w:sz w:val="20"/>
-                <w:szCs w:val="20"/>
-              </w:rPr>
-              <w:t xml:space="preserve">Date of issue</w:t>
-            </w:r>
-          </w:p>
-        </w:tc>
-      </w:tr>
-      <w:tr>
-        <w:tc>
-          <w:sdt>
-            <w:sdtPr>
-              <w:tag w:val="place_of_survey"/>
-            </w:sdtPr>
-            <w:sdtContent>
-              <w:p>
-                <w:pPr>
-                  <w:jc w:val="center"/>
-                </w:pPr>
-                <w:r>
-                  <w:t>{place_of_survey}</w:t>
-                </w:r>
-              </w:p>
-            </w:sdtContent>
-          </w:sdt>
-        </w:tc>
-        <w:tc>
-          <w:sdt>
-            <w:sdtPr>
-              <w:tag w:val="issue_date"/>
-            </w:sdtPr>
-            <w:sdtContent>
-              <w:p>
-                <w:pPr>
-                  <w:jc w:val="center"/>
-                </w:pPr>
-                <w:r>
-                  <w:t>{issue_date}</w:t>
-                </w:r>
-              </w:p>
-            </w:sdtContent>
-          </w:sdt>
-        </w:tc>
       </w:tr>
     </w:tbl>
     <w:p>
@@ -787,19 +864,27 @@
     </w:p>
     <w:p>
       <w:pPr>
+        <w:jc w:val="right"/>
         <w:spacing w:after="200"/>
-        <w:jc w:val="right"/>
-      </w:pPr>
-      <w:r>
-        <w:rPr>
-          <w:rFonts w:ascii="Arial" w:cs="Arial" w:eastAsia="Arial" w:hAnsi="Arial"/>
-          <w:b/>
-          <w:bCs/>
+      </w:pPr>
+      <w:sdt>
+        <w:sdtPr>
+          <w:tag w:val="surveyor_name"/>
+        </w:sdtPr>
+        <w:sdtContent>
+          <w:r>
+            <w:t>{surveyor_name}</w:t>
+          </w:r>
+        </w:sdtContent>
+      </w:sdt>
+      <w:r>
+        <w:rPr>
+          <w:rFonts w:ascii="Arial" w:hAnsi="Arial"/>
+          <w:bold/>
           <w:sz w:val="18"/>
-          <w:szCs w:val="18"/>
-        </w:rPr>
-        <w:t xml:space="preserve">__________________________________
-GR CLASS REPRESENTATIVE</w:t>
+        </w:rPr>
+        <w:br/>
+        <w:t>GR CLASS REPRESENTATIVE</w:t>
       </w:r>
     </w:p>
     <w:p>
